--- a/KYA102/FormulaSheetv1.6KYA102.docx
+++ b/KYA102/FormulaSheetv1.6KYA102.docx
@@ -201,15 +201,7 @@
                     <w:sz w:val="20"/>
                     <w:szCs w:val="20"/>
                   </w:rPr>
-                  <m:t>,</m:t>
-                </m:r>
-                <m:r>
-                  <w:rPr>
-                    <w:rFonts w:ascii="Cambria Math" w:eastAsiaTheme="minorEastAsia" w:hAnsi="Cambria Math"/>
-                    <w:sz w:val="20"/>
-                    <w:szCs w:val="20"/>
-                  </w:rPr>
-                  <m:t>θ=</m:t>
+                  <m:t>,θ=</m:t>
                 </m:r>
                 <m:sSub>
                   <m:sSubPr>
@@ -427,15 +419,7 @@
                     <w:sz w:val="20"/>
                     <w:szCs w:val="20"/>
                   </w:rPr>
-                  <m:t>+at</m:t>
-                </m:r>
-                <m:r>
-                  <w:rPr>
-                    <w:rFonts w:ascii="Cambria Math" w:hAnsi="Cambria Math"/>
-                    <w:sz w:val="20"/>
-                    <w:szCs w:val="20"/>
-                  </w:rPr>
-                  <m:t xml:space="preserve">, </m:t>
+                  <m:t xml:space="preserve">+at, </m:t>
                 </m:r>
                 <m:r>
                   <w:rPr>
@@ -2673,15 +2657,7 @@
                     <w:sz w:val="20"/>
                     <w:szCs w:val="20"/>
                   </w:rPr>
-                  <m:t>KE=</m:t>
-                </m:r>
-                <m:r>
-                  <w:rPr>
-                    <w:rFonts w:ascii="Cambria Math" w:eastAsia="Calibri" w:hAnsi="Cambria Math" w:cs="Times New Roman"/>
-                    <w:sz w:val="20"/>
-                    <w:szCs w:val="20"/>
-                  </w:rPr>
-                  <m:t>m</m:t>
+                  <m:t>KE=m</m:t>
                 </m:r>
                 <m:sSup>
                   <m:sSupPr>
@@ -2763,15 +2739,7 @@
                         <w:sz w:val="20"/>
                         <w:szCs w:val="20"/>
                       </w:rPr>
-                      <m:t xml:space="preserve"> </m:t>
-                    </m:r>
-                    <m:r>
-                      <w:rPr>
-                        <w:rFonts w:ascii="Cambria Math" w:eastAsia="Calibri" w:hAnsi="Cambria Math" w:cs="Times New Roman"/>
-                        <w:sz w:val="20"/>
-                        <w:szCs w:val="20"/>
-                      </w:rPr>
-                      <m:t>E</m:t>
+                      <m:t xml:space="preserve"> E</m:t>
                     </m:r>
                   </m:e>
                   <m:sub>
@@ -2953,23 +2921,7 @@
                     <w:sz w:val="20"/>
                     <w:szCs w:val="20"/>
                   </w:rPr>
-                  <m:t>mc</m:t>
-                </m:r>
-                <m:r>
-                  <w:rPr>
-                    <w:rFonts w:ascii="Cambria Math" w:eastAsia="Times New Roman" w:hAnsi="Cambria Math" w:cs="Times New Roman"/>
-                    <w:sz w:val="20"/>
-                    <w:szCs w:val="20"/>
-                  </w:rPr>
-                  <m:t>,</m:t>
-                </m:r>
-                <m:r>
-                  <w:rPr>
-                    <w:rFonts w:ascii="Cambria Math" w:eastAsia="Times New Roman" w:hAnsi="Cambria Math" w:cs="Times New Roman"/>
-                    <w:sz w:val="20"/>
-                    <w:szCs w:val="20"/>
-                  </w:rPr>
-                  <m:t>∴</m:t>
+                  <m:t>mc,∴</m:t>
                 </m:r>
                 <m:sSup>
                   <m:sSupPr>
@@ -3459,15 +3411,7 @@
                         <w:sz w:val="20"/>
                         <w:szCs w:val="20"/>
                       </w:rPr>
-                      <m:t xml:space="preserve"> </m:t>
-                    </m:r>
-                    <m:r>
-                      <w:rPr>
-                        <w:rFonts w:ascii="Cambria Math" w:eastAsia="Calibri" w:hAnsi="Cambria Math" w:cs="Times New Roman"/>
-                        <w:sz w:val="20"/>
-                        <w:szCs w:val="20"/>
-                      </w:rPr>
-                      <m:t>θ</m:t>
+                      <m:t xml:space="preserve"> θ</m:t>
                     </m:r>
                   </m:e>
                   <m:sub>
@@ -3951,15 +3895,7 @@
                         <w:sz w:val="20"/>
                         <w:szCs w:val="20"/>
                       </w:rPr>
-                      <m:t xml:space="preserve"> </m:t>
-                    </m:r>
-                    <m:r>
-                      <w:rPr>
-                        <w:rFonts w:ascii="Cambria Math" w:eastAsia="Times New Roman" w:hAnsi="Cambria Math" w:cs="Times New Roman"/>
-                        <w:sz w:val="20"/>
-                        <w:szCs w:val="20"/>
-                      </w:rPr>
-                      <m:t>f</m:t>
+                      <m:t xml:space="preserve"> f</m:t>
                     </m:r>
                   </m:e>
                   <m:sub>
@@ -5257,6 +5193,110 @@
                     </m:r>
                   </m:sub>
                 </m:sSub>
+                <m:r>
+                  <w:rPr>
+                    <w:rFonts w:ascii="Cambria Math" w:eastAsia="Times New Roman" w:hAnsi="Cambria Math" w:cs="Times New Roman"/>
+                    <w:sz w:val="20"/>
+                    <w:szCs w:val="20"/>
+                  </w:rPr>
+                  <m:t xml:space="preserve">, </m:t>
+                </m:r>
+                <m:sSub>
+                  <m:sSubPr>
+                    <m:ctrlPr>
+                      <w:rPr>
+                        <w:rFonts w:ascii="Cambria Math" w:eastAsia="Times New Roman" w:hAnsi="Cambria Math" w:cs="Times New Roman"/>
+                        <w:i/>
+                        <w:sz w:val="20"/>
+                        <w:szCs w:val="20"/>
+                      </w:rPr>
+                    </m:ctrlPr>
+                  </m:sSubPr>
+                  <m:e>
+                    <m:r>
+                      <w:rPr>
+                        <w:rFonts w:ascii="Cambria Math" w:eastAsia="Times New Roman" w:hAnsi="Cambria Math" w:cs="Times New Roman"/>
+                        <w:sz w:val="20"/>
+                        <w:szCs w:val="20"/>
+                      </w:rPr>
+                      <m:t>λ</m:t>
+                    </m:r>
+                  </m:e>
+                  <m:sub>
+                    <m:r>
+                      <w:rPr>
+                        <w:rFonts w:ascii="Cambria Math" w:eastAsia="Times New Roman" w:hAnsi="Cambria Math" w:cs="Times New Roman"/>
+                        <w:sz w:val="20"/>
+                        <w:szCs w:val="20"/>
+                      </w:rPr>
+                      <m:t>film</m:t>
+                    </m:r>
+                  </m:sub>
+                </m:sSub>
+                <m:r>
+                  <w:rPr>
+                    <w:rFonts w:ascii="Cambria Math" w:eastAsia="Times New Roman" w:hAnsi="Cambria Math" w:cs="Times New Roman"/>
+                    <w:sz w:val="20"/>
+                    <w:szCs w:val="20"/>
+                  </w:rPr>
+                  <m:t>=</m:t>
+                </m:r>
+                <m:f>
+                  <m:fPr>
+                    <m:ctrlPr>
+                      <w:rPr>
+                        <w:rFonts w:ascii="Cambria Math" w:eastAsia="Times New Roman" w:hAnsi="Cambria Math" w:cs="Times New Roman"/>
+                        <w:i/>
+                        <w:sz w:val="20"/>
+                        <w:szCs w:val="20"/>
+                      </w:rPr>
+                    </m:ctrlPr>
+                  </m:fPr>
+                  <m:num>
+                    <m:sSub>
+                      <m:sSubPr>
+                        <m:ctrlPr>
+                          <w:rPr>
+                            <w:rFonts w:ascii="Cambria Math" w:eastAsia="Times New Roman" w:hAnsi="Cambria Math" w:cs="Times New Roman"/>
+                            <w:i/>
+                            <w:sz w:val="20"/>
+                            <w:szCs w:val="20"/>
+                          </w:rPr>
+                        </m:ctrlPr>
+                      </m:sSubPr>
+                      <m:e>
+                        <m:r>
+                          <w:rPr>
+                            <w:rFonts w:ascii="Cambria Math" w:eastAsia="Times New Roman" w:hAnsi="Cambria Math" w:cs="Times New Roman"/>
+                            <w:sz w:val="20"/>
+                            <w:szCs w:val="20"/>
+                          </w:rPr>
+                          <m:t>λ</m:t>
+                        </m:r>
+                      </m:e>
+                      <m:sub>
+                        <m:r>
+                          <w:rPr>
+                            <w:rFonts w:ascii="Cambria Math" w:eastAsia="Times New Roman" w:hAnsi="Cambria Math" w:cs="Times New Roman"/>
+                            <w:sz w:val="20"/>
+                            <w:szCs w:val="20"/>
+                          </w:rPr>
+                          <m:t>air</m:t>
+                        </m:r>
+                      </m:sub>
+                    </m:sSub>
+                  </m:num>
+                  <m:den>
+                    <m:r>
+                      <w:rPr>
+                        <w:rFonts w:ascii="Cambria Math" w:eastAsia="Times New Roman" w:hAnsi="Cambria Math" w:cs="Times New Roman"/>
+                        <w:sz w:val="20"/>
+                        <w:szCs w:val="20"/>
+                      </w:rPr>
+                      <m:t>n</m:t>
+                    </m:r>
+                  </m:den>
+                </m:f>
               </m:oMath>
             </m:oMathPara>
           </w:p>
@@ -6401,7 +6441,7 @@
                     <w:sz w:val="20"/>
                     <w:szCs w:val="20"/>
                   </w:rPr>
-                  <m:t>,Maxima</m:t>
+                  <m:t>,Maxima (Multi slit)</m:t>
                 </m:r>
               </m:oMath>
             </m:oMathPara>
@@ -7985,31 +8025,7 @@
                     <w:sz w:val="20"/>
                     <w:szCs w:val="20"/>
                   </w:rPr>
-                  <m:t>,</m:t>
-                </m:r>
-                <m:r>
-                  <w:rPr>
-                    <w:rFonts w:ascii="Cambria Math" w:eastAsia="Calibri" w:hAnsi="Cambria Math" w:cs="Times New Roman"/>
-                    <w:sz w:val="20"/>
-                    <w:szCs w:val="20"/>
-                  </w:rPr>
-                  <m:t xml:space="preserve"> </m:t>
-                </m:r>
-                <m:r>
-                  <w:rPr>
-                    <w:rFonts w:ascii="Cambria Math" w:eastAsia="Calibri" w:hAnsi="Cambria Math" w:cs="Times New Roman"/>
-                    <w:sz w:val="20"/>
-                    <w:szCs w:val="20"/>
-                  </w:rPr>
-                  <m:t xml:space="preserve">  </m:t>
-                </m:r>
-                <m:r>
-                  <w:rPr>
-                    <w:rFonts w:ascii="Cambria Math" w:eastAsia="Calibri" w:hAnsi="Cambria Math" w:cs="Times New Roman"/>
-                    <w:sz w:val="20"/>
-                    <w:szCs w:val="20"/>
-                  </w:rPr>
-                  <m:t>5.67×</m:t>
+                  <m:t>,   5.67×</m:t>
                 </m:r>
                 <m:sSup>
                   <m:sSupPr>
@@ -8049,23 +8065,7 @@
                     <w:sz w:val="20"/>
                     <w:szCs w:val="20"/>
                   </w:rPr>
-                  <m:t>,</m:t>
-                </m:r>
-                <m:r>
-                  <w:rPr>
-                    <w:rFonts w:ascii="Cambria Math" w:eastAsia="Times New Roman" w:hAnsi="Cambria Math" w:cs="Times New Roman"/>
-                    <w:sz w:val="20"/>
-                    <w:szCs w:val="20"/>
-                  </w:rPr>
-                  <m:t xml:space="preserve">  </m:t>
-                </m:r>
-                <m:r>
-                  <w:rPr>
-                    <w:rFonts w:ascii="Cambria Math" w:eastAsia="Times New Roman" w:hAnsi="Cambria Math" w:cs="Times New Roman"/>
-                    <w:sz w:val="20"/>
-                    <w:szCs w:val="20"/>
-                  </w:rPr>
-                  <m:t xml:space="preserve"> ℏ=</m:t>
+                  <m:t>,   ℏ=</m:t>
                 </m:r>
                 <m:f>
                   <m:fPr>
@@ -8105,15 +8105,7 @@
                     <w:sz w:val="20"/>
                     <w:szCs w:val="20"/>
                   </w:rPr>
-                  <m:t xml:space="preserve">, </m:t>
-                </m:r>
-                <m:r>
-                  <w:rPr>
-                    <w:rFonts w:ascii="Cambria Math" w:eastAsia="Calibri" w:hAnsi="Cambria Math" w:cs="Times New Roman"/>
-                    <w:sz w:val="20"/>
-                    <w:szCs w:val="20"/>
-                  </w:rPr>
-                  <m:t xml:space="preserve">  </m:t>
+                  <m:t xml:space="preserve">,   </m:t>
                 </m:r>
                 <m:r>
                   <w:rPr>
@@ -8328,15 +8320,7 @@
                     <w:sz w:val="20"/>
                     <w:szCs w:val="20"/>
                   </w:rPr>
-                  <m:t xml:space="preserve">,  </m:t>
-                </m:r>
-                <m:r>
-                  <w:rPr>
-                    <w:rFonts w:ascii="Cambria Math" w:eastAsia="Calibri" w:hAnsi="Cambria Math" w:cs="Times New Roman"/>
-                    <w:sz w:val="20"/>
-                    <w:szCs w:val="20"/>
-                  </w:rPr>
-                  <m:t>E=hv</m:t>
+                  <m:t>,  E=hv</m:t>
                 </m:r>
               </m:oMath>
             </m:oMathPara>
@@ -8490,15 +8474,7 @@
                     <w:sz w:val="20"/>
                     <w:szCs w:val="20"/>
                   </w:rPr>
-                  <m:t>,</m:t>
-                </m:r>
-                <m:r>
-                  <w:rPr>
-                    <w:rFonts w:ascii="Cambria Math" w:eastAsia="Calibri" w:hAnsi="Cambria Math" w:cs="Times New Roman"/>
-                    <w:sz w:val="20"/>
-                    <w:szCs w:val="20"/>
-                  </w:rPr>
-                  <m:t>1.602×</m:t>
+                  <m:t>,1.602×</m:t>
                 </m:r>
                 <m:sSup>
                   <m:sSupPr>
@@ -15546,7 +15522,7 @@
                     <w:sz w:val="20"/>
                     <w:szCs w:val="20"/>
                   </w:rPr>
-                  <m:t>=9.724×</m:t>
+                  <m:t>=9.274×</m:t>
                 </m:r>
                 <m:sSup>
                   <m:sSupPr>
@@ -16683,23 +16659,7 @@
                     <w:sz w:val="20"/>
                     <w:szCs w:val="20"/>
                   </w:rPr>
-                  <m:t xml:space="preserve">, </m:t>
-                </m:r>
-                <m:r>
-                  <w:rPr>
-                    <w:rFonts w:ascii="Cambria Math" w:eastAsia="Times New Roman" w:hAnsi="Cambria Math" w:cs="Times New Roman"/>
-                    <w:sz w:val="20"/>
-                    <w:szCs w:val="20"/>
-                  </w:rPr>
-                  <m:t xml:space="preserve"> </m:t>
-                </m:r>
-                <m:r>
-                  <w:rPr>
-                    <w:rFonts w:ascii="Cambria Math" w:eastAsia="Times New Roman" w:hAnsi="Cambria Math" w:cs="Times New Roman"/>
-                    <w:sz w:val="20"/>
-                    <w:szCs w:val="20"/>
-                  </w:rPr>
-                  <m:t xml:space="preserve"> </m:t>
+                  <m:t xml:space="preserve">,   </m:t>
                 </m:r>
                 <m:r>
                   <m:rPr>
@@ -18161,15 +18121,7 @@
                     <w:sz w:val="20"/>
                     <w:szCs w:val="20"/>
                   </w:rPr>
-                  <m:t>q</m:t>
-                </m:r>
-                <m:r>
-                  <w:rPr>
-                    <w:rFonts w:ascii="Cambria Math" w:eastAsia="Calibri" w:hAnsi="Cambria Math" w:cs="Times New Roman"/>
-                    <w:sz w:val="20"/>
-                    <w:szCs w:val="20"/>
-                  </w:rPr>
-                  <m:t>,|</m:t>
+                  <m:t>q,|</m:t>
                 </m:r>
                 <m:acc>
                   <m:accPr>
@@ -18200,15 +18152,7 @@
                     <w:sz w:val="20"/>
                     <w:szCs w:val="20"/>
                   </w:rPr>
-                  <m:t>|</m:t>
-                </m:r>
-                <m:r>
-                  <w:rPr>
-                    <w:rFonts w:ascii="Cambria Math" w:eastAsia="Calibri" w:hAnsi="Cambria Math" w:cs="Times New Roman"/>
-                    <w:sz w:val="20"/>
-                    <w:szCs w:val="20"/>
-                  </w:rPr>
-                  <m:t>=</m:t>
+                  <m:t>|=</m:t>
                 </m:r>
                 <m:f>
                   <m:fPr>
@@ -18514,23 +18458,7 @@
                     <w:sz w:val="20"/>
                     <w:szCs w:val="20"/>
                   </w:rPr>
-                  <m:t>=</m:t>
-                </m:r>
-                <m:r>
-                  <w:rPr>
-                    <w:rFonts w:ascii="Cambria Math" w:eastAsia="Times New Roman" w:hAnsi="Cambria Math" w:cs="Times New Roman"/>
-                    <w:sz w:val="20"/>
-                    <w:szCs w:val="20"/>
-                  </w:rPr>
-                  <m:t>8.99</m:t>
-                </m:r>
-                <m:r>
-                  <w:rPr>
-                    <w:rFonts w:ascii="Cambria Math" w:eastAsia="Times New Roman" w:hAnsi="Cambria Math" w:cs="Times New Roman"/>
-                    <w:sz w:val="20"/>
-                    <w:szCs w:val="20"/>
-                  </w:rPr>
-                  <m:t>×</m:t>
+                  <m:t>=8.99×</m:t>
                 </m:r>
                 <m:sSup>
                   <m:sSupPr>
@@ -18694,7 +18622,7 @@
                     <w:sz w:val="20"/>
                     <w:szCs w:val="20"/>
                   </w:rPr>
-                  <m:t>=8.55×</m:t>
+                  <m:t>=8.85×</m:t>
                 </m:r>
                 <m:sSup>
                   <m:sSupPr>
@@ -18937,15 +18865,7 @@
                     <w:sz w:val="20"/>
                     <w:szCs w:val="20"/>
                   </w:rPr>
-                  <m:t>,</m:t>
-                </m:r>
-                <m:r>
-                  <w:rPr>
-                    <w:rFonts w:ascii="Cambria Math" w:eastAsia="Times New Roman" w:hAnsi="Cambria Math" w:cs="Times New Roman"/>
-                    <w:sz w:val="20"/>
-                    <w:szCs w:val="20"/>
-                  </w:rPr>
-                  <m:t xml:space="preserve">    </m:t>
+                  <m:t xml:space="preserve">,    </m:t>
                 </m:r>
                 <m:acc>
                   <m:accPr>
@@ -19586,23 +19506,7 @@
                     <w:sz w:val="20"/>
                     <w:szCs w:val="20"/>
                   </w:rPr>
-                  <m:t>=0</m:t>
-                </m:r>
-                <m:r>
-                  <w:rPr>
-                    <w:rFonts w:ascii="Cambria Math" w:eastAsia="Times New Roman" w:hAnsi="Cambria Math" w:cs="Times New Roman"/>
-                    <w:sz w:val="20"/>
-                    <w:szCs w:val="20"/>
-                  </w:rPr>
-                  <m:t xml:space="preserve">,   </m:t>
-                </m:r>
-                <m:r>
-                  <w:rPr>
-                    <w:rFonts w:ascii="Cambria Math" w:eastAsia="Times New Roman" w:hAnsi="Cambria Math" w:cs="Times New Roman"/>
-                    <w:sz w:val="20"/>
-                    <w:szCs w:val="20"/>
-                  </w:rPr>
-                  <m:t>W=</m:t>
+                  <m:t>=0,   W=</m:t>
                 </m:r>
                 <m:nary>
                   <m:naryPr>
@@ -19652,15 +19556,7 @@
                     <w:sz w:val="20"/>
                     <w:szCs w:val="20"/>
                   </w:rPr>
-                  <m:t>,U=</m:t>
-                </m:r>
-                <m:r>
-                  <w:rPr>
-                    <w:rFonts w:ascii="Cambria Math" w:eastAsia="Times New Roman" w:hAnsi="Cambria Math" w:cs="Times New Roman"/>
-                    <w:sz w:val="20"/>
-                    <w:szCs w:val="20"/>
-                  </w:rPr>
-                  <m:t>-W=-</m:t>
+                  <m:t>,U=-W=-</m:t>
                 </m:r>
                 <m:nary>
                   <m:naryPr>
@@ -19793,15 +19689,7 @@
                     <w:sz w:val="20"/>
                     <w:szCs w:val="20"/>
                   </w:rPr>
-                  <m:t>=</m:t>
-                </m:r>
-                <m:r>
-                  <w:rPr>
-                    <w:rFonts w:ascii="Cambria Math" w:eastAsia="Calibri" w:hAnsi="Cambria Math" w:cs="Times New Roman"/>
-                    <w:sz w:val="20"/>
-                    <w:szCs w:val="20"/>
-                  </w:rPr>
-                  <m:t>-</m:t>
+                  <m:t>=-</m:t>
                 </m:r>
                 <m:nary>
                   <m:naryPr>
@@ -20206,23 +20094,7 @@
                     <w:sz w:val="20"/>
                     <w:szCs w:val="20"/>
                   </w:rPr>
-                  <m:t>,</m:t>
-                </m:r>
-                <m:r>
-                  <w:rPr>
-                    <w:rFonts w:ascii="Cambria Math" w:eastAsia="Times New Roman" w:hAnsi="Cambria Math" w:cs="Times New Roman"/>
-                    <w:sz w:val="20"/>
-                    <w:szCs w:val="20"/>
-                  </w:rPr>
-                  <m:t xml:space="preserve"> </m:t>
-                </m:r>
-                <m:r>
-                  <w:rPr>
-                    <w:rFonts w:ascii="Cambria Math" w:eastAsia="Times New Roman" w:hAnsi="Cambria Math" w:cs="Times New Roman"/>
-                    <w:sz w:val="20"/>
-                    <w:szCs w:val="20"/>
-                  </w:rPr>
-                  <m:t>U=-</m:t>
+                  <m:t>, U=-</m:t>
                 </m:r>
                 <m:acc>
                   <m:accPr>
@@ -20284,15 +20156,7 @@
                     <w:sz w:val="20"/>
                     <w:szCs w:val="20"/>
                   </w:rPr>
-                  <m:t xml:space="preserve">, </m:t>
-                </m:r>
-                <m:r>
-                  <w:rPr>
-                    <w:rFonts w:ascii="Cambria Math" w:eastAsia="Times New Roman" w:hAnsi="Cambria Math" w:cs="Times New Roman"/>
-                    <w:sz w:val="20"/>
-                    <w:szCs w:val="20"/>
-                  </w:rPr>
-                  <m:t>E=</m:t>
+                  <m:t>, E=</m:t>
                 </m:r>
                 <m:f>
                   <m:fPr>
@@ -20553,15 +20417,7 @@
                     <w:sz w:val="20"/>
                     <w:szCs w:val="20"/>
                   </w:rPr>
-                  <m:t>dA</m:t>
-                </m:r>
-                <m:r>
-                  <w:rPr>
-                    <w:rFonts w:ascii="Cambria Math" w:eastAsia="Calibri" w:hAnsi="Cambria Math" w:cs="Times New Roman"/>
-                    <w:sz w:val="20"/>
-                    <w:szCs w:val="20"/>
-                  </w:rPr>
-                  <m:t>=</m:t>
+                  <m:t>dA=</m:t>
                 </m:r>
                 <m:nary>
                   <m:naryPr>
@@ -20849,23 +20705,7 @@
                     <w:sz w:val="20"/>
                     <w:szCs w:val="20"/>
                   </w:rPr>
-                  <m:t>,</m:t>
-                </m:r>
-                <m:r>
-                  <w:rPr>
-                    <w:rFonts w:ascii="Cambria Math" w:eastAsia="Times New Roman" w:hAnsi="Cambria Math" w:cs="Times New Roman"/>
-                    <w:sz w:val="20"/>
-                    <w:szCs w:val="20"/>
-                  </w:rPr>
-                  <m:t xml:space="preserve"> </m:t>
-                </m:r>
-                <m:r>
-                  <w:rPr>
-                    <w:rFonts w:ascii="Cambria Math" w:eastAsia="Times New Roman" w:hAnsi="Cambria Math" w:cs="Times New Roman"/>
-                    <w:sz w:val="20"/>
-                    <w:szCs w:val="20"/>
-                  </w:rPr>
-                  <m:t xml:space="preserve">  C=</m:t>
+                  <m:t>,   C=</m:t>
                 </m:r>
                 <m:f>
                   <m:fPr>
@@ -20977,23 +20817,7 @@
                     <w:sz w:val="20"/>
                     <w:szCs w:val="20"/>
                   </w:rPr>
-                  <m:t xml:space="preserve">, </m:t>
-                </m:r>
-                <m:r>
-                  <w:rPr>
-                    <w:rFonts w:ascii="Cambria Math" w:eastAsia="Times New Roman" w:hAnsi="Cambria Math" w:cs="Times New Roman"/>
-                    <w:sz w:val="20"/>
-                    <w:szCs w:val="20"/>
-                  </w:rPr>
-                  <m:t xml:space="preserve"> </m:t>
-                </m:r>
-                <m:r>
-                  <w:rPr>
-                    <w:rFonts w:ascii="Cambria Math" w:eastAsia="Times New Roman" w:hAnsi="Cambria Math" w:cs="Times New Roman"/>
-                    <w:sz w:val="20"/>
-                    <w:szCs w:val="20"/>
-                  </w:rPr>
-                  <m:t xml:space="preserve"> </m:t>
+                  <m:t xml:space="preserve">,   </m:t>
                 </m:r>
                 <m:acc>
                   <m:accPr>
@@ -21340,15 +21164,7 @@
                     <w:sz w:val="20"/>
                     <w:szCs w:val="20"/>
                   </w:rPr>
-                  <m:t xml:space="preserve">,  </m:t>
-                </m:r>
-                <m:r>
-                  <w:rPr>
-                    <w:rFonts w:ascii="Cambria Math" w:eastAsia="Calibri" w:hAnsi="Cambria Math" w:cs="Times New Roman"/>
-                    <w:sz w:val="20"/>
-                    <w:szCs w:val="20"/>
-                  </w:rPr>
-                  <m:t xml:space="preserve"> </m:t>
+                  <m:t xml:space="preserve">,   </m:t>
                 </m:r>
                 <m:sSub>
                   <m:sSubPr>
@@ -21468,15 +21284,7 @@
                     <w:sz w:val="20"/>
                     <w:szCs w:val="20"/>
                   </w:rPr>
-                  <m:t>,</m:t>
-                </m:r>
-                <m:r>
-                  <w:rPr>
-                    <w:rFonts w:ascii="Cambria Math" w:eastAsia="Calibri" w:hAnsi="Cambria Math" w:cs="Times New Roman"/>
-                    <w:sz w:val="20"/>
-                    <w:szCs w:val="20"/>
-                  </w:rPr>
-                  <m:t xml:space="preserve">   </m:t>
+                  <m:t xml:space="preserve">,   </m:t>
                 </m:r>
                 <m:r>
                   <w:rPr>
@@ -21566,15 +21374,7 @@
                     <w:sz w:val="20"/>
                     <w:szCs w:val="20"/>
                   </w:rPr>
-                  <m:t>P=VI</m:t>
-                </m:r>
-                <m:r>
-                  <w:rPr>
-                    <w:rFonts w:ascii="Cambria Math" w:eastAsia="Times New Roman" w:hAnsi="Cambria Math" w:cs="Times New Roman"/>
-                    <w:sz w:val="20"/>
-                    <w:szCs w:val="20"/>
-                  </w:rPr>
-                  <m:t>=</m:t>
+                  <m:t>P=VI=</m:t>
                 </m:r>
                 <m:sSup>
                   <m:sSupPr>
@@ -21678,55 +21478,7 @@
                     <w:sz w:val="20"/>
                     <w:szCs w:val="20"/>
                   </w:rPr>
-                  <m:t>,</m:t>
-                </m:r>
-                <m:r>
-                  <w:rPr>
-                    <w:rFonts w:ascii="Cambria Math" w:eastAsia="Times New Roman" w:hAnsi="Cambria Math" w:cs="Times New Roman"/>
-                    <w:sz w:val="20"/>
-                    <w:szCs w:val="20"/>
-                  </w:rPr>
-                  <m:t xml:space="preserve"> </m:t>
-                </m:r>
-                <m:r>
-                  <w:rPr>
-                    <w:rFonts w:ascii="Cambria Math" w:eastAsia="Times New Roman" w:hAnsi="Cambria Math" w:cs="Times New Roman"/>
-                    <w:sz w:val="20"/>
-                    <w:szCs w:val="20"/>
-                  </w:rPr>
-                  <m:t xml:space="preserve">  V=IR</m:t>
-                </m:r>
-                <m:r>
-                  <w:rPr>
-                    <w:rFonts w:ascii="Cambria Math" w:eastAsia="Times New Roman" w:hAnsi="Cambria Math" w:cs="Times New Roman"/>
-                    <w:sz w:val="20"/>
-                    <w:szCs w:val="20"/>
-                  </w:rPr>
-                  <m:t>,</m:t>
-                </m:r>
-                <m:r>
-                  <w:rPr>
-                    <w:rFonts w:ascii="Cambria Math" w:eastAsia="Times New Roman" w:hAnsi="Cambria Math" w:cs="Times New Roman"/>
-                    <w:sz w:val="20"/>
-                    <w:szCs w:val="20"/>
-                  </w:rPr>
-                  <m:t xml:space="preserve"> </m:t>
-                </m:r>
-                <m:r>
-                  <w:rPr>
-                    <w:rFonts w:ascii="Cambria Math" w:eastAsia="Times New Roman" w:hAnsi="Cambria Math" w:cs="Times New Roman"/>
-                    <w:sz w:val="20"/>
-                    <w:szCs w:val="20"/>
-                  </w:rPr>
-                  <m:t xml:space="preserve"> </m:t>
-                </m:r>
-                <m:r>
-                  <w:rPr>
-                    <w:rFonts w:ascii="Cambria Math" w:eastAsia="Times New Roman" w:hAnsi="Cambria Math" w:cs="Times New Roman"/>
-                    <w:sz w:val="20"/>
-                    <w:szCs w:val="20"/>
-                  </w:rPr>
-                  <m:t xml:space="preserve"> R=</m:t>
+                  <m:t>,   V=IR,   R=</m:t>
                 </m:r>
                 <m:f>
                   <m:fPr>
@@ -21826,31 +21578,7 @@
                     <w:sz w:val="20"/>
                     <w:szCs w:val="20"/>
                   </w:rPr>
-                  <m:t>=0,</m:t>
-                </m:r>
-                <m:r>
-                  <w:rPr>
-                    <w:rFonts w:ascii="Cambria Math" w:eastAsia="Calibri" w:hAnsi="Cambria Math" w:cs="Times New Roman"/>
-                    <w:sz w:val="20"/>
-                    <w:szCs w:val="20"/>
-                  </w:rPr>
-                  <m:t xml:space="preserve">  </m:t>
-                </m:r>
-                <m:r>
-                  <w:rPr>
-                    <w:rFonts w:ascii="Cambria Math" w:eastAsia="Calibri" w:hAnsi="Cambria Math" w:cs="Times New Roman"/>
-                    <w:sz w:val="20"/>
-                    <w:szCs w:val="20"/>
-                  </w:rPr>
-                  <m:t xml:space="preserve"> </m:t>
-                </m:r>
-                <m:r>
-                  <w:rPr>
-                    <w:rFonts w:ascii="Cambria Math" w:eastAsia="Calibri" w:hAnsi="Cambria Math" w:cs="Times New Roman"/>
-                    <w:sz w:val="20"/>
-                    <w:szCs w:val="20"/>
-                  </w:rPr>
-                  <m:t>∑</m:t>
+                  <m:t>=0,   ∑</m:t>
                 </m:r>
                 <m:sSub>
                   <m:sSubPr>
@@ -21948,15 +21676,7 @@
                     <w:sz w:val="20"/>
                     <w:szCs w:val="20"/>
                   </w:rPr>
-                  <m:t>=</m:t>
-                </m:r>
-                <m:r>
-                  <w:rPr>
-                    <w:rFonts w:ascii="Cambria Math" w:eastAsia="Times New Roman" w:hAnsi="Cambria Math" w:cs="Times New Roman"/>
-                    <w:sz w:val="20"/>
-                    <w:szCs w:val="20"/>
-                  </w:rPr>
-                  <m:t>V</m:t>
+                  <m:t>=V</m:t>
                 </m:r>
                 <m:f>
                   <m:fPr>
@@ -22084,15 +21804,7 @@
                     <w:sz w:val="20"/>
                     <w:szCs w:val="20"/>
                   </w:rPr>
-                  <m:t>,</m:t>
-                </m:r>
-                <m:r>
-                  <w:rPr>
-                    <w:rFonts w:ascii="Cambria Math" w:eastAsia="Times New Roman" w:hAnsi="Cambria Math" w:cs="Times New Roman"/>
-                    <w:sz w:val="20"/>
-                    <w:szCs w:val="20"/>
-                  </w:rPr>
-                  <m:t xml:space="preserve"> </m:t>
+                  <m:t xml:space="preserve">, </m:t>
                 </m:r>
                 <m:sSub>
                   <m:sSubPr>
@@ -22510,31 +22222,7 @@
                     <w:sz w:val="20"/>
                     <w:szCs w:val="20"/>
                   </w:rPr>
-                  <m:t>(</m:t>
-                </m:r>
-                <m:r>
-                  <w:rPr>
-                    <w:rFonts w:ascii="Cambria Math" w:eastAsia="Calibri" w:hAnsi="Cambria Math" w:cs="Times New Roman"/>
-                    <w:sz w:val="20"/>
-                    <w:szCs w:val="20"/>
-                  </w:rPr>
-                  <m:t>P</m:t>
-                </m:r>
-                <m:r>
-                  <w:rPr>
-                    <w:rFonts w:ascii="Cambria Math" w:eastAsia="Calibri" w:hAnsi="Cambria Math" w:cs="Times New Roman"/>
-                    <w:sz w:val="20"/>
-                    <w:szCs w:val="20"/>
-                  </w:rPr>
-                  <m:t>)</m:t>
-                </m:r>
-                <m:r>
-                  <w:rPr>
-                    <w:rFonts w:ascii="Cambria Math" w:eastAsia="Calibri" w:hAnsi="Cambria Math" w:cs="Times New Roman"/>
-                    <w:sz w:val="20"/>
-                    <w:szCs w:val="20"/>
-                  </w:rPr>
-                  <m:t xml:space="preserve">, </m:t>
+                  <m:t xml:space="preserve">(P), </m:t>
                 </m:r>
                 <m:sSub>
                   <m:sSubPr>
@@ -22766,23 +22454,7 @@
                     <w:sz w:val="20"/>
                     <w:szCs w:val="20"/>
                   </w:rPr>
-                  <m:t>ε=V-IR</m:t>
-                </m:r>
-                <m:r>
-                  <w:rPr>
-                    <w:rFonts w:ascii="Cambria Math" w:eastAsia="Times New Roman" w:hAnsi="Cambria Math" w:cs="Times New Roman"/>
-                    <w:sz w:val="20"/>
-                    <w:szCs w:val="20"/>
-                  </w:rPr>
-                  <m:t xml:space="preserve">,  </m:t>
-                </m:r>
-                <m:r>
-                  <w:rPr>
-                    <w:rFonts w:ascii="Cambria Math" w:eastAsia="Times New Roman" w:hAnsi="Cambria Math" w:cs="Times New Roman"/>
-                    <w:sz w:val="20"/>
-                    <w:szCs w:val="20"/>
-                  </w:rPr>
-                  <m:t xml:space="preserve"> </m:t>
+                  <m:t xml:space="preserve">ε=V-IR,   </m:t>
                 </m:r>
                 <m:sSub>
                   <m:sSubPr>
@@ -24027,15 +23699,7 @@
                         <w:sz w:val="20"/>
                         <w:szCs w:val="20"/>
                       </w:rPr>
-                      <m:t>A</m:t>
-                    </m:r>
-                    <m:r>
-                      <w:rPr>
-                        <w:rFonts w:ascii="Cambria Math" w:eastAsia="Calibri" w:hAnsi="Cambria Math" w:cs="Times New Roman"/>
-                        <w:sz w:val="20"/>
-                        <w:szCs w:val="20"/>
-                      </w:rPr>
-                      <m:t>Cos(θ)</m:t>
+                      <m:t>ACos(θ)</m:t>
                     </m:r>
                   </m:den>
                 </m:f>
@@ -24045,15 +23709,7 @@
                     <w:sz w:val="20"/>
                     <w:szCs w:val="20"/>
                   </w:rPr>
-                  <m:t>, ε=-</m:t>
-                </m:r>
-                <m:r>
-                  <w:rPr>
-                    <w:rFonts w:ascii="Cambria Math" w:eastAsia="Calibri" w:hAnsi="Cambria Math" w:cs="Times New Roman"/>
-                    <w:sz w:val="20"/>
-                    <w:szCs w:val="20"/>
-                  </w:rPr>
-                  <m:t>N</m:t>
+                  <m:t>, ε=-N</m:t>
                 </m:r>
                 <m:f>
                   <m:fPr>
@@ -24268,15 +23924,7 @@
                     <w:sz w:val="20"/>
                     <w:szCs w:val="20"/>
                   </w:rPr>
-                  <m:t>,</m:t>
-                </m:r>
-                <m:r>
-                  <w:rPr>
-                    <w:rFonts w:ascii="Cambria Math" w:eastAsia="Times New Roman" w:hAnsi="Cambria Math" w:cs="Times New Roman"/>
-                    <w:sz w:val="20"/>
-                    <w:szCs w:val="20"/>
-                  </w:rPr>
-                  <m:t xml:space="preserve">   </m:t>
+                  <m:t xml:space="preserve">,   </m:t>
                 </m:r>
                 <m:nary>
                   <m:naryPr>
@@ -25213,23 +24861,7 @@
                     <w:sz w:val="20"/>
                     <w:szCs w:val="20"/>
                   </w:rPr>
-                  <m:t>=jωL</m:t>
-                </m:r>
-                <m:r>
-                  <w:rPr>
-                    <w:rFonts w:ascii="Cambria Math" w:eastAsia="Calibri" w:hAnsi="Cambria Math" w:cs="Times New Roman"/>
-                    <w:sz w:val="20"/>
-                    <w:szCs w:val="20"/>
-                  </w:rPr>
-                  <m:t>,</m:t>
-                </m:r>
-                <m:r>
-                  <w:rPr>
-                    <w:rFonts w:ascii="Cambria Math" w:eastAsia="Calibri" w:hAnsi="Cambria Math" w:cs="Times New Roman"/>
-                    <w:sz w:val="20"/>
-                    <w:szCs w:val="20"/>
-                  </w:rPr>
-                  <m:t xml:space="preserve">  </m:t>
+                  <m:t xml:space="preserve">=jωL,  </m:t>
                 </m:r>
                 <m:r>
                   <w:rPr>
